--- a/Отчёт модульник.docx
+++ b/Отчёт модульник.docx
@@ -9,13 +9,15 @@
         <w:jc w:val="center"/>
         <w:rPr>
           <w:b/>
+          <w:lang w:val="ru-RU"/>
         </w:rPr>
       </w:pPr>
       <w:r>
         <w:rPr>
           <w:b/>
-        </w:rPr>
-        <w:t>РЕГИОН</w:t>
+          <w:lang w:val="ru-RU"/>
+        </w:rPr>
+        <w:t>Свердловская область</w:t>
       </w:r>
     </w:p>
     <w:p>
@@ -31,7 +33,7 @@
         <w:rPr>
           <w:b/>
         </w:rPr>
-        <w:t>НАЗВАНИЕ ОБРАЗОВАТЕЛЬНОГО УЧРЕЖДЕНИЯ</w:t>
+        <w:t xml:space="preserve">государственное автономное профессиональное </w:t>
       </w:r>
     </w:p>
     <w:p>
@@ -43,6 +45,28 @@
           <w:b/>
         </w:rPr>
       </w:pPr>
+      <w:r>
+        <w:rPr>
+          <w:b/>
+        </w:rPr>
+        <w:t xml:space="preserve">образовательное учреждение Свердловской области </w:t>
+      </w:r>
+    </w:p>
+    <w:p>
+      <w:pPr>
+        <w:widowControl w:val="0"/>
+        <w:spacing w:line="240" w:lineRule="auto"/>
+        <w:jc w:val="center"/>
+        <w:rPr>
+          <w:b/>
+        </w:rPr>
+      </w:pPr>
+      <w:r>
+        <w:rPr>
+          <w:b/>
+        </w:rPr>
+        <w:t>«Уральский радиотехнический колледж им. А.С. Попова»</w:t>
+      </w:r>
     </w:p>
     <w:p>
       <w:pPr>
@@ -393,7 +417,21 @@
         <w:jc w:val="center"/>
       </w:pPr>
       <w:r>
-        <w:t>Город, 2026</w:t>
+        <w:rPr>
+          <w:lang w:val="ru-RU"/>
+        </w:rPr>
+        <w:t>Екатерин</w:t>
+      </w:r>
+      <w:bookmarkStart w:id="0" w:name="_GoBack"/>
+      <w:bookmarkEnd w:id="0"/>
+      <w:r>
+        <w:rPr>
+          <w:lang w:val="ru-RU"/>
+        </w:rPr>
+        <w:t>бург</w:t>
+      </w:r>
+      <w:r>
+        <w:t>, 2026</w:t>
       </w:r>
     </w:p>
     <w:p>
@@ -433,6 +471,7 @@
           <w:docPartUnique/>
         </w:docPartObj>
       </w:sdtPr>
+      <w:sdtEndPr/>
       <w:sdtContent>
         <w:p>
           <w:pPr>
@@ -1018,8 +1057,8 @@
           <w:color w:val="000000"/>
         </w:rPr>
       </w:pPr>
-      <w:bookmarkStart w:id="0" w:name="_heading=h.8fr3v4tooz8g" w:colFirst="0" w:colLast="0"/>
-      <w:bookmarkEnd w:id="0"/>
+      <w:bookmarkStart w:id="1" w:name="_heading=h.8fr3v4tooz8g" w:colFirst="0" w:colLast="0"/>
+      <w:bookmarkEnd w:id="1"/>
       <w:r>
         <w:rPr>
           <w:b/>
@@ -1046,8 +1085,8 @@
           <w:color w:val="000000"/>
         </w:rPr>
       </w:pPr>
-      <w:bookmarkStart w:id="1" w:name="_heading=h.eutjto8blek7" w:colFirst="0" w:colLast="0"/>
-      <w:bookmarkEnd w:id="1"/>
+      <w:bookmarkStart w:id="2" w:name="_heading=h.eutjto8blek7" w:colFirst="0" w:colLast="0"/>
+      <w:bookmarkEnd w:id="2"/>
       <w:r>
         <w:rPr>
           <w:color w:val="000000"/>
@@ -3496,8 +3535,8 @@
           <w:color w:val="000000"/>
         </w:rPr>
       </w:pPr>
-      <w:bookmarkStart w:id="2" w:name="_heading=h.c9nqep64kxe4" w:colFirst="0" w:colLast="0"/>
-      <w:bookmarkEnd w:id="2"/>
+      <w:bookmarkStart w:id="3" w:name="_heading=h.c9nqep64kxe4" w:colFirst="0" w:colLast="0"/>
+      <w:bookmarkEnd w:id="3"/>
       <w:r>
         <w:rPr>
           <w:color w:val="000000"/>
@@ -3708,8 +3747,8 @@
           <w:color w:val="000000"/>
         </w:rPr>
       </w:pPr>
-      <w:bookmarkStart w:id="3" w:name="_heading=h.h6eu6y4jvdgk" w:colFirst="0" w:colLast="0"/>
-      <w:bookmarkEnd w:id="3"/>
+      <w:bookmarkStart w:id="4" w:name="_heading=h.h6eu6y4jvdgk" w:colFirst="0" w:colLast="0"/>
+      <w:bookmarkEnd w:id="4"/>
       <w:r>
         <w:rPr>
           <w:color w:val="000000"/>
@@ -4233,8 +4272,8 @@
           <w:color w:val="000000"/>
         </w:rPr>
       </w:pPr>
-      <w:bookmarkStart w:id="4" w:name="_heading=h.ltqrupituowd" w:colFirst="0" w:colLast="0"/>
-      <w:bookmarkEnd w:id="4"/>
+      <w:bookmarkStart w:id="5" w:name="_heading=h.ltqrupituowd" w:colFirst="0" w:colLast="0"/>
+      <w:bookmarkEnd w:id="5"/>
       <w:r>
         <w:rPr>
           <w:color w:val="000000"/>
@@ -4276,8 +4315,6 @@
           <w:lang w:val="ru-RU"/>
         </w:rPr>
       </w:pPr>
-      <w:bookmarkStart w:id="5" w:name="_GoBack"/>
-      <w:bookmarkEnd w:id="5"/>
       <w:r>
         <w:rPr>
           <w:lang w:val="ru-RU"/>
@@ -4384,7 +4421,7 @@
     <w:p>
       <w:pPr>
         <w:rPr>
-          <w:lang w:val="en-US"/>
+          <w:lang w:val="ru-RU"/>
         </w:rPr>
       </w:pPr>
       <w:r>
@@ -5913,9 +5950,7 @@
       <w:tblStyleRowBandSize w:val="1"/>
       <w:tblStyleColBandSize w:val="1"/>
       <w:tblCellMar>
-        <w:top w:w="0" w:type="dxa"/>
         <w:left w:w="108" w:type="dxa"/>
-        <w:bottom w:w="0" w:type="dxa"/>
         <w:right w:w="108" w:type="dxa"/>
       </w:tblCellMar>
     </w:tblPr>
